--- a/public/materialy/1L/2/Pracovní listy/1. Operační systém.docx
+++ b/public/materialy/1L/2/Pracovní listy/1. Operační systém.docx
@@ -725,6 +725,26 @@
       </w:pPr>
       <w:r>
         <w:t>Napiš pro spolužáky mini-návod „3 klávesové zkratky, které ti ušetří čas“ — přidej ho na konec dokumentu.</w:t>
+      </w:r>
+    </w:p>
+    <w:p>
+      <w:pPr>
+        <w:pStyle w:val="Odstavecseseznamem"/>
+        <w:numPr>
+          <w:ilvl w:val="0"/>
+          <w:numId w:val="2"/>
+        </w:numPr>
+        <w:spacing w:after="40"/>
+      </w:pPr>
+      <w:r>
+        <w:rPr>
+          <w:b/>
+        </w:rPr>
+        <w:t xml:space="preserve">Totéž, jinak: </w:t>
+      </w:r>
+      <w:r>
+        <w:rPr/>
+        <w:t>otevři virtuální Mac na karelhlas.vercel.app/macos (přihlásíš se jménem) a splň úkoly ze skupiny Okno není program. Pak ve Windows zavři okno křížkem a porovnej. Co se stalo jinak? Proč to podle tebe autoři systémů udělali každý po svém? Odpověz dvěma větami na konec dokumentu.</w:t>
       </w:r>
     </w:p>
     <w:sectPr>

--- a/public/materialy/1L/2/Pracovní listy/1. Operační systém.docx
+++ b/public/materialy/1L/2/Pracovní listy/1. Operační systém.docx
@@ -229,7 +229,7 @@
         <w:t xml:space="preserve">Nemáš po ruce školní Windows? </w:t>
       </w:r>
       <w:r>
-        <w:t xml:space="preserve">Úkoly 1 až 3 zvládneš i ve virtuálním počítači na karelhlas.vercel.app/windows — běží v prohlížeči, nic se neinstaluje a vejdeš tam kódem od vyučujícího. Nastavení, Systém → O systému i Přizpůsobení → Pozadí tam najdeš na stejných místech. Snímek obrazovky si v něm udělej výřezem svého vlastního počítače.</w:t>
+        <w:t xml:space="preserve">Úkoly 1 až 3 zvládneš i ve virtuálním počítači na karelhlas.vercel.app/windows — běží v prohlížeči, nic se neinstaluje a přihlásíš se svým jménem. Nastavení, Systém → O systému i Přizpůsobení → Pozadí tam najdeš na stejných místech. Snímek obrazovky si v něm udělej výřezem svého vlastního počítače.</w:t>
       </w:r>
     </w:p>
     <w:p>
@@ -744,7 +744,7 @@
       </w:r>
       <w:r>
         <w:rPr/>
-        <w:t>otevři virtuální Mac na karelhlas.vercel.app/macos (přihlásíš se jménem) a splň úkoly ze skupiny Okno není program. Pak ve Windows zavři okno křížkem a porovnej. Co se stalo jinak? Proč to podle tebe autoři systémů udělali každý po svém? Odpověz dvěma větami na konec dokumentu.</w:t>
+        <w:t>otevři virtuální Mac na karelhlas.vercel.app/macos (přihlásíš se jménem) a splň úkoly ze skupiny Okno není program. Pak ve Windows zavři okno křížkem a porovnej. Co se stalo jinak? Proč to podle tebe autoři systémů udělali každý po svém? Odpověz dvěma větami na konec dokumentu.</w:t>
       </w:r>
     </w:p>
     <w:sectPr>
